--- a/NM_T3.docx
+++ b/NM_T3.docx
@@ -1296,6 +1296,11 @@
       </w:hyperlink>
     </w:p>
     <w:p/>
+    <w:p>
+      <w:r>
+        <w:t>tester</w:t>
+      </w:r>
+    </w:p>
     <w:p/>
     <w:sectPr>
       <w:pgSz w:w="12240" w:h="15840"/>
@@ -2145,6 +2150,7 @@
   <w:style w:type="character" w:default="1" w:styleId="DefaultParagraphFont">
     <w:name w:val="Default Paragraph Font"/>
     <w:uiPriority w:val="1"/>
+    <w:semiHidden/>
     <w:unhideWhenUsed/>
   </w:style>
   <w:style w:type="table" w:default="1" w:styleId="TableNormal">
